--- a/docs/architecture/09_BrokerVerse_Backup_and_Recovery.docx
+++ b/docs/architecture/09_BrokerVerse_Backup_and_Recovery.docx
@@ -92,7 +92,7 @@
                 <w:color w:val="FFFFFF"/>
                 <w:sz w:val="80"/>
               </w:rPr>
-              <w:t>BrokerVerse</w:t>
+              <w:t>BrokerVerse OOTB</w:t>
             </w:r>
           </w:p>
           <w:p>
@@ -107,7 +107,7 @@
                 <w:color w:val="EAF6FD"/>
                 <w:sz w:val="26"/>
               </w:rPr>
-              <w:t>Out-of-the-box insurance broking platform</w:t>
+              <w:t>Insurance broking platform by iorta TechNXT</w:t>
             </w:r>
           </w:p>
           <w:p>
@@ -233,7 +233,7 @@
                 <w:rFonts w:eastAsia="Nunito" w:cs="Nunito"/>
                 <w:sz w:val="19"/>
               </w:rPr>
-              <w:t>BrokerVerse</w:t>
+              <w:t>BrokerVerse OOTB</w:t>
             </w:r>
           </w:p>
         </w:tc>
@@ -357,7 +357,7 @@
                 <w:rFonts w:eastAsia="Nunito" w:cs="Nunito"/>
                 <w:sz w:val="19"/>
               </w:rPr>
-              <w:t>1.0</w:t>
+              <w:t>1.1</w:t>
             </w:r>
           </w:p>
         </w:tc>
@@ -671,7 +671,7 @@
                 <w:rFonts w:eastAsia="Nunito" w:cs="Nunito"/>
                 <w:sz w:val="19"/>
               </w:rPr>
-              <w:t>BrokerVerse Solution Architecture: 09 Backup and Recovery</w:t>
+              <w:t>BrokerVerse OOTB Solution Architecture: 09 Backup and Recovery</w:t>
             </w:r>
           </w:p>
         </w:tc>
@@ -795,7 +795,7 @@
                 <w:rFonts w:eastAsia="Nunito" w:cs="Nunito"/>
                 <w:sz w:val="19"/>
               </w:rPr>
-              <w:t>1.0</w:t>
+              <w:t>1.1</w:t>
             </w:r>
           </w:p>
         </w:tc>
@@ -1043,7 +1043,7 @@
                 <w:rFonts w:eastAsia="Nunito" w:cs="Nunito"/>
                 <w:sz w:val="19"/>
               </w:rPr>
-              <w:t>BrokerVerse source repository, branch brokerverse-platform (backend/, brokerverse/, docker-compose.yml, render.yaml, docs/)</w:t>
+              <w:t>BrokerVerse source repository, branch brokerverse-platform (backend/, brokerverse/, deploy/, docker-compose.yml, .github/workflows, docs/)</w:t>
             </w:r>
           </w:p>
         </w:tc>
@@ -1300,6 +1300,111 @@
                 <w:sz w:val="18"/>
               </w:rPr>
               <w:t>Initial issue</w:t>
+            </w:r>
+          </w:p>
+        </w:tc>
+      </w:tr>
+      <w:tr>
+        <w:trPr>
+          <w:cantSplit w:val="true"/>
+        </w:trPr>
+        <w:tc>
+          <w:tcPr>
+            <w:tcW w:w="1156" w:type="dxa"/>
+            <w:tcBorders>
+              <w:top w:val="single" w:sz="4" w:space="0" w:color="C9D6E3"/>
+              <w:left w:val="single" w:sz="4" w:space="0" w:color="C9D6E3"/>
+              <w:bottom w:val="single" w:sz="4" w:space="0" w:color="C9D6E3"/>
+              <w:right w:val="single" w:sz="4" w:space="0" w:color="C9D6E3"/>
+            </w:tcBorders>
+            <w:shd w:color="auto" w:fill="F3F9FE" w:val="clear"/>
+          </w:tcPr>
+          <w:p>
+            <w:pPr>
+              <w:pStyle w:val="TableText"/>
+              <w:rPr/>
+            </w:pPr>
+            <w:r>
+              <w:rPr>
+                <w:rFonts w:eastAsia="Nunito" w:cs="Nunito"/>
+                <w:sz w:val="18"/>
+              </w:rPr>
+              <w:t>1.1</w:t>
+            </w:r>
+          </w:p>
+        </w:tc>
+        <w:tc>
+          <w:tcPr>
+            <w:tcW w:w="1734" w:type="dxa"/>
+            <w:tcBorders>
+              <w:top w:val="single" w:sz="4" w:space="0" w:color="C9D6E3"/>
+              <w:left w:val="single" w:sz="4" w:space="0" w:color="C9D6E3"/>
+              <w:bottom w:val="single" w:sz="4" w:space="0" w:color="C9D6E3"/>
+              <w:right w:val="single" w:sz="4" w:space="0" w:color="C9D6E3"/>
+            </w:tcBorders>
+            <w:shd w:color="auto" w:fill="F3F9FE" w:val="clear"/>
+          </w:tcPr>
+          <w:p>
+            <w:pPr>
+              <w:pStyle w:val="TableText"/>
+              <w:rPr/>
+            </w:pPr>
+            <w:r>
+              <w:rPr>
+                <w:rFonts w:eastAsia="Nunito" w:cs="Nunito"/>
+                <w:sz w:val="18"/>
+              </w:rPr>
+              <w:t>29 September 2026</w:t>
+            </w:r>
+          </w:p>
+        </w:tc>
+        <w:tc>
+          <w:tcPr>
+            <w:tcW w:w="1927" w:type="dxa"/>
+            <w:tcBorders>
+              <w:top w:val="single" w:sz="4" w:space="0" w:color="C9D6E3"/>
+              <w:left w:val="single" w:sz="4" w:space="0" w:color="C9D6E3"/>
+              <w:bottom w:val="single" w:sz="4" w:space="0" w:color="C9D6E3"/>
+              <w:right w:val="single" w:sz="4" w:space="0" w:color="C9D6E3"/>
+            </w:tcBorders>
+            <w:shd w:color="auto" w:fill="F3F9FE" w:val="clear"/>
+          </w:tcPr>
+          <w:p>
+            <w:pPr>
+              <w:pStyle w:val="TableText"/>
+              <w:rPr/>
+            </w:pPr>
+            <w:r>
+              <w:rPr>
+                <w:rFonts w:eastAsia="Nunito" w:cs="Nunito"/>
+                <w:sz w:val="18"/>
+              </w:rPr>
+              <w:t>iorta TechNXT</w:t>
+            </w:r>
+          </w:p>
+        </w:tc>
+        <w:tc>
+          <w:tcPr>
+            <w:tcW w:w="4819" w:type="dxa"/>
+            <w:tcBorders>
+              <w:top w:val="single" w:sz="4" w:space="0" w:color="C9D6E3"/>
+              <w:left w:val="single" w:sz="4" w:space="0" w:color="C9D6E3"/>
+              <w:bottom w:val="single" w:sz="4" w:space="0" w:color="C9D6E3"/>
+              <w:right w:val="single" w:sz="4" w:space="0" w:color="C9D6E3"/>
+            </w:tcBorders>
+            <w:shd w:color="auto" w:fill="F3F9FE" w:val="clear"/>
+          </w:tcPr>
+          <w:p>
+            <w:pPr>
+              <w:pStyle w:val="TableText"/>
+              <w:rPr/>
+            </w:pPr>
+            <w:r>
+              <w:rPr>
+                <w:rFonts w:eastAsia="Nunito" w:cs="Nunito"/>
+                <w:sz w:val="18"/>
+              </w:rPr>
+              <w:t>Updated to the current system: placement journey, co-insurance, posting rules, period end and BIR tax, bank reconciliation, document numbering, commission rate matrix, single PDF engine, uploads and go-live imports, housekeeping, business time zone, broker roles, deployment on the BrokerVerse URL</w:t>
             </w:r>
           </w:p>
         </w:tc>
@@ -2005,7 +2110,7 @@
             </w:rPr>
             <w:fldChar w:fldCharType="separate"/>
           </w:r>
-          <w:hyperlink w:anchor="__RefHeading___Toc17319_3826153650">
+          <w:hyperlink w:anchor="__RefHeading___Toc13953_4084622315">
             <w:r>
               <w:rPr>
                 <w:webHidden/>
@@ -2026,7 +2131,7 @@
             </w:tabs>
             <w:rPr/>
           </w:pPr>
-          <w:hyperlink w:anchor="__RefHeading___Toc17321_3826153650">
+          <w:hyperlink w:anchor="__RefHeading___Toc13955_4084622315">
             <w:r>
               <w:rPr>
                 <w:webHidden/>
@@ -2047,7 +2152,7 @@
             </w:tabs>
             <w:rPr/>
           </w:pPr>
-          <w:hyperlink w:anchor="__RefHeading___Toc17323_3826153650">
+          <w:hyperlink w:anchor="__RefHeading___Toc13957_4084622315">
             <w:r>
               <w:rPr>
                 <w:webHidden/>
@@ -2068,7 +2173,7 @@
             </w:tabs>
             <w:rPr/>
           </w:pPr>
-          <w:hyperlink w:anchor="__RefHeading___Toc17325_3826153650">
+          <w:hyperlink w:anchor="__RefHeading___Toc13959_4084622315">
             <w:r>
               <w:rPr>
                 <w:webHidden/>
@@ -2089,15 +2194,15 @@
             </w:tabs>
             <w:rPr/>
           </w:pPr>
-          <w:hyperlink w:anchor="__RefHeading___Toc17327_3826153650">
+          <w:hyperlink w:anchor="__RefHeading___Toc13961_4084622315">
             <w:r>
               <w:rPr>
                 <w:webHidden/>
                 <w:rStyle w:val="IndexLink"/>
               </w:rPr>
-              <w:t>3.1 AWS target</w:t>
+              <w:t>3.1 AWS production deployment</w:t>
               <w:tab/>
-              <w:t>8</w:t>
+              <w:t>7</w:t>
             </w:r>
           </w:hyperlink>
         </w:p>
@@ -2110,7 +2215,7 @@
             </w:tabs>
             <w:rPr/>
           </w:pPr>
-          <w:hyperlink w:anchor="__RefHeading___Toc17329_3826153650">
+          <w:hyperlink w:anchor="__RefHeading___Toc13963_4084622315">
             <w:r>
               <w:rPr>
                 <w:webHidden/>
@@ -2118,7 +2223,7 @@
               </w:rPr>
               <w:t>3.2 Docker Compose and single-server installations</w:t>
               <w:tab/>
-              <w:t>8</w:t>
+              <w:t>7</w:t>
             </w:r>
           </w:hyperlink>
         </w:p>
@@ -2131,7 +2236,7 @@
             </w:tabs>
             <w:rPr/>
           </w:pPr>
-          <w:hyperlink w:anchor="__RefHeading___Toc17331_3826153650">
+          <w:hyperlink w:anchor="__RefHeading___Toc13965_4084622315">
             <w:r>
               <w:rPr>
                 <w:webHidden/>
@@ -2139,7 +2244,7 @@
               </w:rPr>
               <w:t>3.3 Consistency between database and files</w:t>
               <w:tab/>
-              <w:t>8</w:t>
+              <w:t>7</w:t>
             </w:r>
           </w:hyperlink>
         </w:p>
@@ -2152,7 +2257,7 @@
             </w:tabs>
             <w:rPr/>
           </w:pPr>
-          <w:hyperlink w:anchor="__RefHeading___Toc17333_3826153650">
+          <w:hyperlink w:anchor="__RefHeading___Toc13967_4084622315">
             <w:r>
               <w:rPr>
                 <w:webHidden/>
@@ -2160,7 +2265,7 @@
               </w:rPr>
               <w:t>4 Restore procedures</w:t>
               <w:tab/>
-              <w:t>9</w:t>
+              <w:t>8</w:t>
             </w:r>
           </w:hyperlink>
         </w:p>
@@ -2173,7 +2278,7 @@
             </w:tabs>
             <w:rPr/>
           </w:pPr>
-          <w:hyperlink w:anchor="__RefHeading___Toc17335_3826153650">
+          <w:hyperlink w:anchor="__RefHeading___Toc13969_4084622315">
             <w:r>
               <w:rPr>
                 <w:webHidden/>
@@ -2181,7 +2286,7 @@
               </w:rPr>
               <w:t>4.1 Database: point-in-time restore (AWS)</w:t>
               <w:tab/>
-              <w:t>9</w:t>
+              <w:t>8</w:t>
             </w:r>
           </w:hyperlink>
         </w:p>
@@ -2194,7 +2299,7 @@
             </w:tabs>
             <w:rPr/>
           </w:pPr>
-          <w:hyperlink w:anchor="__RefHeading___Toc17337_3826153650">
+          <w:hyperlink w:anchor="__RefHeading___Toc13971_4084622315">
             <w:r>
               <w:rPr>
                 <w:webHidden/>
@@ -2202,7 +2307,7 @@
               </w:rPr>
               <w:t>4.2 Database: restore from snapshot or logical dump</w:t>
               <w:tab/>
-              <w:t>9</w:t>
+              <w:t>8</w:t>
             </w:r>
           </w:hyperlink>
         </w:p>
@@ -2215,7 +2320,7 @@
             </w:tabs>
             <w:rPr/>
           </w:pPr>
-          <w:hyperlink w:anchor="__RefHeading___Toc17339_3826153650">
+          <w:hyperlink w:anchor="__RefHeading___Toc13973_4084622315">
             <w:r>
               <w:rPr>
                 <w:webHidden/>
@@ -2223,7 +2328,7 @@
               </w:rPr>
               <w:t>4.3 Files (EFS)</w:t>
               <w:tab/>
-              <w:t>9</w:t>
+              <w:t>8</w:t>
             </w:r>
           </w:hyperlink>
         </w:p>
@@ -2236,7 +2341,7 @@
             </w:tabs>
             <w:rPr/>
           </w:pPr>
-          <w:hyperlink w:anchor="__RefHeading___Toc17341_3826153650">
+          <w:hyperlink w:anchor="__RefHeading___Toc13975_4084622315">
             <w:r>
               <w:rPr>
                 <w:webHidden/>
@@ -2244,7 +2349,7 @@
               </w:rPr>
               <w:t>4.4 Front end</w:t>
               <w:tab/>
-              <w:t>10</w:t>
+              <w:t>9</w:t>
             </w:r>
           </w:hyperlink>
         </w:p>
@@ -2257,7 +2362,7 @@
             </w:tabs>
             <w:rPr/>
           </w:pPr>
-          <w:hyperlink w:anchor="__RefHeading___Toc17343_3826153650">
+          <w:hyperlink w:anchor="__RefHeading___Toc13977_4084622315">
             <w:r>
               <w:rPr>
                 <w:webHidden/>
@@ -2265,7 +2370,7 @@
               </w:rPr>
               <w:t>4.5 Secrets</w:t>
               <w:tab/>
-              <w:t>10</w:t>
+              <w:t>9</w:t>
             </w:r>
           </w:hyperlink>
         </w:p>
@@ -2278,7 +2383,7 @@
             </w:tabs>
             <w:rPr/>
           </w:pPr>
-          <w:hyperlink w:anchor="__RefHeading___Toc17345_3826153650">
+          <w:hyperlink w:anchor="__RefHeading___Toc13979_4084622315">
             <w:r>
               <w:rPr>
                 <w:webHidden/>
@@ -2286,7 +2391,7 @@
               </w:rPr>
               <w:t>4.6 Application release rollback</w:t>
               <w:tab/>
-              <w:t>10</w:t>
+              <w:t>9</w:t>
             </w:r>
           </w:hyperlink>
         </w:p>
@@ -2299,7 +2404,7 @@
             </w:tabs>
             <w:rPr/>
           </w:pPr>
-          <w:hyperlink w:anchor="__RefHeading___Toc17347_3826153650">
+          <w:hyperlink w:anchor="__RefHeading___Toc13981_4084622315">
             <w:r>
               <w:rPr>
                 <w:webHidden/>
@@ -2307,7 +2412,7 @@
               </w:rPr>
               <w:t>5 Restore testing schedule</w:t>
               <w:tab/>
-              <w:t>11</w:t>
+              <w:t>10</w:t>
             </w:r>
           </w:hyperlink>
         </w:p>
@@ -2320,7 +2425,7 @@
             </w:tabs>
             <w:rPr/>
           </w:pPr>
-          <w:hyperlink w:anchor="__RefHeading___Toc17349_3826153650">
+          <w:hyperlink w:anchor="__RefHeading___Toc13983_4084622315">
             <w:r>
               <w:rPr>
                 <w:webHidden/>
@@ -2328,7 +2433,7 @@
               </w:rPr>
               <w:t>6 Related documents</w:t>
               <w:tab/>
-              <w:t>12</w:t>
+              <w:t>11</w:t>
             </w:r>
           </w:hyperlink>
         </w:p>
@@ -2341,7 +2446,7 @@
             </w:tabs>
             <w:rPr/>
           </w:pPr>
-          <w:hyperlink w:anchor="__RefHeading___Toc17351_3826153650">
+          <w:hyperlink w:anchor="__RefHeading___Toc13985_4084622315">
             <w:r>
               <w:rPr>
                 <w:webHidden/>
@@ -2349,7 +2454,7 @@
               </w:rPr>
               <w:t>7 Glossary</w:t>
               <w:tab/>
-              <w:t>13</w:t>
+              <w:t>12</w:t>
             </w:r>
           </w:hyperlink>
           <w:r>
@@ -2372,7 +2477,7 @@
       <w:r>
         <w:br w:type="page"/>
       </w:r>
-      <w:bookmarkStart w:id="0" w:name="__RefHeading___Toc17319_3826153650"/>
+      <w:bookmarkStart w:id="0" w:name="__RefHeading___Toc13953_4084622315"/>
       <w:bookmarkEnd w:id="0"/>
       <w:r>
         <w:rPr>
@@ -2386,7 +2491,7 @@
         <w:pStyle w:val="Heading2"/>
         <w:rPr/>
       </w:pPr>
-      <w:bookmarkStart w:id="1" w:name="__RefHeading___Toc17321_3826153650"/>
+      <w:bookmarkStart w:id="1" w:name="__RefHeading___Toc13955_4084622315"/>
       <w:bookmarkEnd w:id="1"/>
       <w:r>
         <w:rPr>
@@ -2404,7 +2509,7 @@
         <w:rPr>
           <w:rFonts w:eastAsia="Nunito" w:cs="Nunito"/>
         </w:rPr>
-        <w:t>This document defines what must be backed up for BrokerVerse, how (in the AWS target and in the Docker Compose alternative), how long backups are kept, and the step-by-step procedures to restore the database, the files, the front end and the secrets, together with the restore test schedule. The objectives the procedures must meet are in document 08.</w:t>
+        <w:t>This document defines what must be backed up for BrokerVerse OOTB, how (in the AWS production deployment and in a Docker Compose installation), how long backups are kept, and the step-by-step procedures to restore the database, the files, the front end and the secrets, together with the restore test schedule. The objectives the procedures must meet are in document 08.</w:t>
       </w:r>
     </w:p>
     <w:tbl>
@@ -2453,7 +2558,7 @@
                 <w:rFonts w:eastAsia="Nunito" w:cs="Nunito"/>
                 <w:sz w:val="18"/>
               </w:rPr>
-              <w:t xml:space="preserve"> The baseline contains no backup automation: </w:t>
+              <w:t xml:space="preserve"> The code contains no backup automation. </w:t>
             </w:r>
             <w:r>
               <w:rPr>
@@ -2461,14 +2566,14 @@
                 <w:color w:val="0B3D7A"/>
                 <w:sz w:val="16"/>
               </w:rPr>
-              <w:t>docs/GO_LIVE_CHECKLIST.md</w:t>
+              <w:t>deploy/README.md</w:t>
             </w:r>
             <w:r>
               <w:rPr>
                 <w:rFonts w:eastAsia="Nunito" w:cs="Nunito"/>
                 <w:sz w:val="18"/>
               </w:rPr>
-              <w:t xml:space="preserve"> requires daily database snapshots with at least 30 days' retention, a backup of the upload volume and of </w:t>
+              <w:t xml:space="preserve"> requires daily automated database snapshots with at least 30 days' retention, a backup of the upload volume and of </w:t>
             </w:r>
             <w:r>
               <w:rPr>
@@ -2483,37 +2588,7 @@
                 <w:rFonts w:eastAsia="Nunito" w:cs="Nunito"/>
                 <w:sz w:val="18"/>
               </w:rPr>
-              <w:t xml:space="preserve">, and one restore test before go-live; </w:t>
-            </w:r>
-            <w:r>
-              <w:rPr>
-                <w:rFonts w:eastAsia="Liberation Mono" w:cs="Liberation Mono" w:ascii="Liberation Mono" w:hAnsi="Liberation Mono"/>
-                <w:color w:val="0B3D7A"/>
-                <w:sz w:val="16"/>
-              </w:rPr>
-              <w:t>docs/DEPLOY.md</w:t>
-            </w:r>
-            <w:r>
-              <w:rPr>
-                <w:rFonts w:eastAsia="Nunito" w:cs="Nunito"/>
-                <w:sz w:val="18"/>
-              </w:rPr>
-              <w:t xml:space="preserve"> recommends </w:t>
-            </w:r>
-            <w:r>
-              <w:rPr>
-                <w:rFonts w:eastAsia="Liberation Mono" w:cs="Liberation Mono" w:ascii="Liberation Mono" w:hAnsi="Liberation Mono"/>
-                <w:color w:val="0B3D7A"/>
-                <w:sz w:val="16"/>
-              </w:rPr>
-              <w:t>pg_dump</w:t>
-            </w:r>
-            <w:r>
-              <w:rPr>
-                <w:rFonts w:eastAsia="Nunito" w:cs="Nunito"/>
-                <w:sz w:val="18"/>
-              </w:rPr>
-              <w:t xml:space="preserve"> for Docker installations. Retention periods, schedules and tools in this document are recommendations.</w:t>
+              <w:t>, and one restore test before go-live. Retention periods, schedules and tools beyond that are recommendations.</w:t>
             </w:r>
           </w:p>
         </w:tc>
@@ -2540,7 +2615,7 @@
         </w:pBdr>
         <w:rPr/>
       </w:pPr>
-      <w:bookmarkStart w:id="2" w:name="__RefHeading___Toc17323_3826153650"/>
+      <w:bookmarkStart w:id="2" w:name="__RefHeading___Toc13957_4084622315"/>
       <w:bookmarkEnd w:id="2"/>
       <w:r>
         <w:rPr>
@@ -2721,7 +2796,7 @@
                 <w:rFonts w:eastAsia="Nunito" w:cs="Nunito"/>
                 <w:sz w:val="17"/>
               </w:rPr>
-              <w:t xml:space="preserve"> (RDS in the target)</w:t>
+              <w:t xml:space="preserve"> (for example Amazon RDS)</w:t>
             </w:r>
           </w:p>
         </w:tc>
@@ -2745,7 +2820,7 @@
                 <w:rFonts w:eastAsia="Nunito" w:cs="Nunito"/>
                 <w:sz w:val="17"/>
               </w:rPr>
-              <w:t>All business, financial, configuration, security and audit data (102 tables). The only copy of transactions.</w:t>
+              <w:t>All business, financial, configuration, security and audit data (138 tables). The only copy of transactions.</w:t>
             </w:r>
           </w:p>
         </w:tc>
@@ -3561,7 +3636,7 @@
                 <w:color w:val="0B3D7A"/>
                 <w:sz w:val="16"/>
               </w:rPr>
-              <w:t>pg_dump --data-only --table=app_settings --table=master_types --table=master_records --table=product_templates --table=product_components --table=product_risk_mappings --table=product_risk_sections --table=report_definitions --table=scheduled_jobs --table=roles --table=permissions --table=role_permissions --table=gl_accounts</w:t>
+              <w:t>pg_dump --data-only --table=app_settings --table=master_types --table=master_records --table=product_templates --table=product_components --table=product_risk_mappings --table=product_risk_sections --table=report_definitions --table=scheduled_jobs --table=roles --table=permissions --table=role_permissions --table=gl_accounts --table=posting_rules --table=posting_rule_lines --table=document_numbering --table=commission_rates --table=tax_codes --table=period_close_checklist --table=bank_statement_formats --table=bank_transaction_types --table=bank_match_rules</w:t>
             </w:r>
             <w:r>
               <w:rPr>
@@ -3574,19 +3649,6 @@
         </w:tc>
       </w:tr>
     </w:tbl>
-    <w:p>
-      <w:pPr>
-        <w:pStyle w:val="Normal"/>
-        <w:spacing w:before="0" w:after="0"/>
-        <w:rPr/>
-      </w:pPr>
-      <w:r>
-        <w:rPr/>
-      </w:r>
-      <w:r>
-        <w:br w:type="page"/>
-      </w:r>
-    </w:p>
     <w:p>
       <w:pPr>
         <w:sectPr>
@@ -3605,13 +3667,26 @@
           <w:textDirection w:val="lrTb"/>
           <w:docGrid w:type="default" w:linePitch="360" w:charSpace="0"/>
         </w:sectPr>
+        <w:pStyle w:val="Normal"/>
+        <w:spacing w:before="0" w:after="0"/>
+        <w:rPr/>
+      </w:pPr>
+      <w:r>
+        <w:rPr/>
+      </w:r>
+      <w:r>
+        <w:br w:type="page"/>
+      </w:r>
+    </w:p>
+    <w:p>
+      <w:pPr>
         <w:pStyle w:val="Heading1"/>
         <w:pBdr>
           <w:bottom w:val="single" w:sz="12" w:space="6" w:color="00ACF1"/>
         </w:pBdr>
         <w:rPr/>
       </w:pPr>
-      <w:bookmarkStart w:id="3" w:name="__RefHeading___Toc17325_3826153650"/>
+      <w:bookmarkStart w:id="3" w:name="__RefHeading___Toc13959_4084622315"/>
       <w:bookmarkEnd w:id="3"/>
       <w:r>
         <w:rPr>
@@ -3632,7 +3707,7 @@
         <w:rPr/>
         <w:drawing>
           <wp:inline distT="0" distB="0" distL="0" distR="0">
-            <wp:extent cx="9251950" cy="4627880"/>
+            <wp:extent cx="8635365" cy="4319905"/>
             <wp:effectExtent l="0" t="0" r="0" b="0"/>
             <wp:docPr id="2" name="Picture 2" descr=""/>
             <wp:cNvGraphicFramePr>
@@ -3656,7 +3731,7 @@
                   <pic:spPr bwMode="auto">
                     <a:xfrm>
                       <a:off x="0" y="0"/>
-                      <a:ext cx="9251950" cy="4627880"/>
+                      <a:ext cx="8635365" cy="4319905"/>
                     </a:xfrm>
                     <a:prstGeom prst="rect">
                       <a:avLst/>
@@ -3711,13 +3786,13 @@
         <w:pStyle w:val="Heading2"/>
         <w:rPr/>
       </w:pPr>
-      <w:bookmarkStart w:id="4" w:name="__RefHeading___Toc17327_3826153650"/>
+      <w:bookmarkStart w:id="4" w:name="__RefHeading___Toc13961_4084622315"/>
       <w:bookmarkEnd w:id="4"/>
       <w:r>
         <w:rPr>
           <w:rFonts w:eastAsia="Nunito" w:cs="Nunito" w:ascii="Nunito" w:hAnsi="Nunito"/>
         </w:rPr>
-        <w:t>3.1  AWS target</w:t>
+        <w:t>3.1  AWS production deployment</w:t>
       </w:r>
     </w:p>
     <w:tbl>
@@ -4049,7 +4124,7 @@
                 <w:rFonts w:eastAsia="Nunito" w:cs="Nunito"/>
                 <w:sz w:val="17"/>
               </w:rPr>
-              <w:t>, before bulk imports and before year-end closing</w:t>
+              <w:t>, before the go-live imports (opening balances, open items, policies) and bulk imports, and before each year-end close</w:t>
             </w:r>
           </w:p>
         </w:tc>
@@ -4548,7 +4623,7 @@
         <w:pStyle w:val="Heading2"/>
         <w:rPr/>
       </w:pPr>
-      <w:bookmarkStart w:id="5" w:name="__RefHeading___Toc17329_3826153650"/>
+      <w:bookmarkStart w:id="5" w:name="__RefHeading___Toc13963_4084622315"/>
       <w:bookmarkEnd w:id="5"/>
       <w:r>
         <w:rPr>
@@ -4888,61 +4963,6 @@
           </w:p>
         </w:tc>
       </w:tr>
-      <w:tr>
-        <w:trPr>
-          <w:cantSplit w:val="true"/>
-        </w:trPr>
-        <w:tc>
-          <w:tcPr>
-            <w:tcW w:w="2312" w:type="dxa"/>
-            <w:tcBorders>
-              <w:top w:val="single" w:sz="4" w:space="0" w:color="C9D6E3"/>
-              <w:left w:val="single" w:sz="4" w:space="0" w:color="C9D6E3"/>
-              <w:bottom w:val="single" w:sz="4" w:space="0" w:color="C9D6E3"/>
-              <w:right w:val="single" w:sz="4" w:space="0" w:color="C9D6E3"/>
-            </w:tcBorders>
-            <w:shd w:color="auto" w:fill="F3F9FE" w:val="clear"/>
-          </w:tcPr>
-          <w:p>
-            <w:pPr>
-              <w:pStyle w:val="TableText"/>
-              <w:rPr/>
-            </w:pPr>
-            <w:r>
-              <w:rPr>
-                <w:rFonts w:eastAsia="Nunito" w:cs="Nunito"/>
-                <w:sz w:val="17"/>
-              </w:rPr>
-              <w:t>Render</w:t>
-            </w:r>
-          </w:p>
-        </w:tc>
-        <w:tc>
-          <w:tcPr>
-            <w:tcW w:w="7324" w:type="dxa"/>
-            <w:tcBorders>
-              <w:top w:val="single" w:sz="4" w:space="0" w:color="C9D6E3"/>
-              <w:left w:val="single" w:sz="4" w:space="0" w:color="C9D6E3"/>
-              <w:bottom w:val="single" w:sz="4" w:space="0" w:color="C9D6E3"/>
-              <w:right w:val="single" w:sz="4" w:space="0" w:color="C9D6E3"/>
-            </w:tcBorders>
-            <w:shd w:color="auto" w:fill="F3F9FE" w:val="clear"/>
-          </w:tcPr>
-          <w:p>
-            <w:pPr>
-              <w:pStyle w:val="TableText"/>
-              <w:rPr/>
-            </w:pPr>
-            <w:r>
-              <w:rPr>
-                <w:rFonts w:eastAsia="Nunito" w:cs="Nunito"/>
-                <w:sz w:val="17"/>
-              </w:rPr>
-              <w:t>Render keeps daily database backups on paid plans; download them regularly; the 1 GB API disk has no automatic backup and must be copied with a scheduled job.</w:t>
-            </w:r>
-          </w:p>
-        </w:tc>
-      </w:tr>
     </w:tbl>
     <w:p>
       <w:pPr>
@@ -4959,7 +4979,7 @@
         <w:pStyle w:val="Heading2"/>
         <w:rPr/>
       </w:pPr>
-      <w:bookmarkStart w:id="6" w:name="__RefHeading___Toc17331_3826153650"/>
+      <w:bookmarkStart w:id="6" w:name="__RefHeading___Toc13965_4084622315"/>
       <w:bookmarkEnd w:id="6"/>
       <w:r>
         <w:rPr>
@@ -4991,7 +5011,7 @@
         </w:pBdr>
         <w:rPr/>
       </w:pPr>
-      <w:bookmarkStart w:id="7" w:name="__RefHeading___Toc17333_3826153650"/>
+      <w:bookmarkStart w:id="7" w:name="__RefHeading___Toc13967_4084622315"/>
       <w:bookmarkEnd w:id="7"/>
       <w:r>
         <w:rPr>
@@ -5005,7 +5025,7 @@
         <w:pStyle w:val="Heading2"/>
         <w:rPr/>
       </w:pPr>
-      <w:bookmarkStart w:id="8" w:name="__RefHeading___Toc17335_3826153650"/>
+      <w:bookmarkStart w:id="8" w:name="__RefHeading___Toc13969_4084622315"/>
       <w:bookmarkEnd w:id="8"/>
       <w:r>
         <w:rPr>
@@ -5032,7 +5052,7 @@
         <w:rPr>
           <w:rFonts w:eastAsia="Nunito" w:cs="Nunito"/>
         </w:rPr>
-        <w:t>Declare the incident, stop user traffic or set the application to maintenance (scale the ECS service to 0 tasks or return a maintenance page from CloudFront) to prevent further writes to the damaged database.</w:t>
+        <w:t>Declare the incident, stop user traffic or set the application to maintenance (scale the API service to 0 containers or return a maintenance page from CloudFront) to prevent further writes to the damaged database.</w:t>
       </w:r>
     </w:p>
     <w:p>
@@ -5249,7 +5269,7 @@
         <w:rPr>
           <w:rFonts w:eastAsia="Nunito" w:cs="Nunito"/>
         </w:rPr>
-        <w:t xml:space="preserve">Start the ECS service (or restart the tasks). Each task checks </w:t>
+        <w:t xml:space="preserve">Start the API service (or restart the containers). Each container checks </w:t>
       </w:r>
       <w:r>
         <w:rPr>
@@ -5334,7 +5354,7 @@
         <w:pStyle w:val="Heading2"/>
         <w:rPr/>
       </w:pPr>
-      <w:bookmarkStart w:id="9" w:name="__RefHeading___Toc17337_3826153650"/>
+      <w:bookmarkStart w:id="9" w:name="__RefHeading___Toc13971_4084622315"/>
       <w:bookmarkEnd w:id="9"/>
       <w:r>
         <w:rPr>
@@ -5439,7 +5459,7 @@
         <w:pStyle w:val="Heading2"/>
         <w:rPr/>
       </w:pPr>
-      <w:bookmarkStart w:id="10" w:name="__RefHeading___Toc17339_3826153650"/>
+      <w:bookmarkStart w:id="10" w:name="__RefHeading___Toc13973_4084622315"/>
       <w:bookmarkEnd w:id="10"/>
       <w:r>
         <w:rPr>
@@ -5515,7 +5535,7 @@
         <w:rPr>
           <w:rFonts w:eastAsia="Nunito" w:cs="Nunito"/>
         </w:rPr>
-        <w:t xml:space="preserve">For a full restore, update the ECS task definition to mount the new file system at </w:t>
+        <w:t xml:space="preserve">For a full restore, update the container definition to mount the new file system at </w:t>
       </w:r>
       <w:r>
         <w:rPr>
@@ -5586,7 +5606,7 @@
         <w:pStyle w:val="Heading2"/>
         <w:rPr/>
       </w:pPr>
-      <w:bookmarkStart w:id="11" w:name="__RefHeading___Toc17341_3826153650"/>
+      <w:bookmarkStart w:id="11" w:name="__RefHeading___Toc13975_4084622315"/>
       <w:bookmarkEnd w:id="11"/>
       <w:r>
         <w:rPr>
@@ -5670,7 +5690,7 @@
         <w:pStyle w:val="Heading2"/>
         <w:rPr/>
       </w:pPr>
-      <w:bookmarkStart w:id="12" w:name="__RefHeading___Toc17343_3826153650"/>
+      <w:bookmarkStart w:id="12" w:name="__RefHeading___Toc13977_4084622315"/>
       <w:bookmarkEnd w:id="12"/>
       <w:r>
         <w:rPr>
@@ -5718,7 +5738,7 @@
         <w:rPr>
           <w:rFonts w:eastAsia="Nunito" w:cs="Nunito"/>
         </w:rPr>
-        <w:t>Restart the API tasks so they read the secret.</w:t>
+        <w:t>Restart the API containers so they read the secret.</w:t>
       </w:r>
     </w:p>
     <w:p>
@@ -5775,7 +5795,7 @@
         <w:pStyle w:val="Heading2"/>
         <w:rPr/>
       </w:pPr>
-      <w:bookmarkStart w:id="13" w:name="__RefHeading___Toc17345_3826153650"/>
+      <w:bookmarkStart w:id="13" w:name="__RefHeading___Toc13979_4084622315"/>
       <w:bookmarkEnd w:id="13"/>
       <w:r>
         <w:rPr>
@@ -5837,7 +5857,7 @@
         </w:pBdr>
         <w:rPr/>
       </w:pPr>
-      <w:bookmarkStart w:id="14" w:name="__RefHeading___Toc17347_3826153650"/>
+      <w:bookmarkStart w:id="14" w:name="__RefHeading___Toc13981_4084622315"/>
       <w:bookmarkEnd w:id="14"/>
       <w:r>
         <w:rPr>
@@ -6388,7 +6408,7 @@
         </w:pBdr>
         <w:rPr/>
       </w:pPr>
-      <w:bookmarkStart w:id="15" w:name="__RefHeading___Toc17349_3826153650"/>
+      <w:bookmarkStart w:id="15" w:name="__RefHeading___Toc13983_4084622315"/>
       <w:bookmarkEnd w:id="15"/>
       <w:r>
         <w:rPr>
@@ -6406,7 +6426,7 @@
         <w:rPr>
           <w:rFonts w:eastAsia="Nunito" w:cs="Nunito"/>
         </w:rPr>
-        <w:t xml:space="preserve">This document is one of eleven that together form the BrokerVerse Solution Architecture. They are maintained and issued together (source and build: </w:t>
+        <w:t xml:space="preserve">This document is one of eleven that together form the BrokerVerse OOTB Solution Architecture. They are maintained and issued together (source and build: </w:t>
       </w:r>
       <w:r>
         <w:rPr>
@@ -7427,7 +7447,7 @@
         </w:pBdr>
         <w:rPr/>
       </w:pPr>
-      <w:bookmarkStart w:id="16" w:name="__RefHeading___Toc17351_3826153650"/>
+      <w:bookmarkStart w:id="16" w:name="__RefHeading___Toc13985_4084622315"/>
       <w:bookmarkEnd w:id="16"/>
       <w:r>
         <w:rPr>
@@ -7876,7 +7896,7 @@
                 <w:rFonts w:eastAsia="Nunito" w:cs="Nunito"/>
                 <w:sz w:val="17"/>
               </w:rPr>
-              <w:t>ECS / Fargate</w:t>
+              <w:t>EFS</w:t>
             </w:r>
           </w:p>
         </w:tc>
@@ -7900,7 +7920,7 @@
                 <w:rFonts w:eastAsia="Nunito" w:cs="Nunito"/>
                 <w:sz w:val="17"/>
               </w:rPr>
-              <w:t>Elastic Container Service (AWS) and its serverless compute mode for running the API containers.</w:t>
+              <w:t>Elastic File System (AWS): shared, multi-AZ network file system proposed for the upload directory.</w:t>
             </w:r>
           </w:p>
         </w:tc>
@@ -7930,7 +7950,7 @@
                 <w:rFonts w:eastAsia="Nunito" w:cs="Nunito"/>
                 <w:sz w:val="17"/>
               </w:rPr>
-              <w:t>EFS</w:t>
+              <w:t>Housekeeping</w:t>
             </w:r>
           </w:p>
         </w:tc>
@@ -7955,7 +7975,7 @@
                 <w:rFonts w:eastAsia="Nunito" w:cs="Nunito"/>
                 <w:sz w:val="17"/>
               </w:rPr>
-              <w:t>Elastic File System (AWS): shared, multi-AZ network file system proposed for the upload directory.</w:t>
+              <w:t>Daily job that deletes operational rows (job runs, sent e-mails, sign-in history, expired tokens, read notifications) after the retention days in System Settings.</w:t>
             </w:r>
           </w:p>
         </w:tc>
@@ -8604,6 +8624,59 @@
                 <w:sz w:val="17"/>
               </w:rPr>
               <w:t>Write-ahead log: PostgreSQL change log used for replication and point-in-time recovery.</w:t>
+            </w:r>
+          </w:p>
+        </w:tc>
+      </w:tr>
+      <w:tr>
+        <w:trPr>
+          <w:cantSplit w:val="true"/>
+        </w:trPr>
+        <w:tc>
+          <w:tcPr>
+            <w:tcW w:w="2312" w:type="dxa"/>
+            <w:tcBorders>
+              <w:top w:val="single" w:sz="4" w:space="0" w:color="C9D6E3"/>
+              <w:left w:val="single" w:sz="4" w:space="0" w:color="C9D6E3"/>
+              <w:bottom w:val="single" w:sz="4" w:space="0" w:color="C9D6E3"/>
+              <w:right w:val="single" w:sz="4" w:space="0" w:color="C9D6E3"/>
+            </w:tcBorders>
+          </w:tcPr>
+          <w:p>
+            <w:pPr>
+              <w:pStyle w:val="TableText"/>
+              <w:rPr/>
+            </w:pPr>
+            <w:r>
+              <w:rPr>
+                <w:rFonts w:eastAsia="Nunito" w:cs="Nunito"/>
+                <w:sz w:val="17"/>
+              </w:rPr>
+              <w:t>Year-end close</w:t>
+            </w:r>
+          </w:p>
+        </w:tc>
+        <w:tc>
+          <w:tcPr>
+            <w:tcW w:w="7324" w:type="dxa"/>
+            <w:tcBorders>
+              <w:top w:val="single" w:sz="4" w:space="0" w:color="C9D6E3"/>
+              <w:left w:val="single" w:sz="4" w:space="0" w:color="C9D6E3"/>
+              <w:bottom w:val="single" w:sz="4" w:space="0" w:color="C9D6E3"/>
+              <w:right w:val="single" w:sz="4" w:space="0" w:color="C9D6E3"/>
+            </w:tcBorders>
+          </w:tcPr>
+          <w:p>
+            <w:pPr>
+              <w:pStyle w:val="TableText"/>
+              <w:rPr/>
+            </w:pPr>
+            <w:r>
+              <w:rPr>
+                <w:rFonts w:eastAsia="Nunito" w:cs="Nunito"/>
+                <w:sz w:val="17"/>
+              </w:rPr>
+              <w:t>Run (YEC-) that posts the closing entries in period 13, carries the balances into the next year and locks the year.</w:t>
             </w:r>
           </w:p>
         </w:tc>
@@ -8689,7 +8762,7 @@
     </w:r>
     <w:r>
       <w:rPr/>
-      <w:t>6</w:t>
+      <w:t>5</w:t>
     </w:r>
     <w:r>
       <w:rPr/>
@@ -8717,7 +8790,7 @@
     </w:r>
     <w:r>
       <w:rPr/>
-      <w:t>13</w:t>
+      <w:t>12</w:t>
     </w:r>
     <w:r>
       <w:rPr/>
@@ -8780,7 +8853,7 @@
     </w:r>
     <w:r>
       <w:rPr/>
-      <w:t>7</w:t>
+      <w:t>6</w:t>
     </w:r>
     <w:r>
       <w:rPr/>
@@ -8808,7 +8881,7 @@
     </w:r>
     <w:r>
       <w:rPr/>
-      <w:t>13</w:t>
+      <w:t>12</w:t>
     </w:r>
     <w:r>
       <w:rPr/>
@@ -8863,7 +8936,7 @@
     </w:r>
     <w:r>
       <w:rPr/>
-      <w:t>13</w:t>
+      <w:t>12</w:t>
     </w:r>
     <w:r>
       <w:rPr/>
@@ -8891,7 +8964,7 @@
     </w:r>
     <w:r>
       <w:rPr/>
-      <w:t>13</w:t>
+      <w:t>12</w:t>
     </w:r>
     <w:r>
       <w:rPr/>
@@ -8943,7 +9016,7 @@
         <w:color w:val="0065B3"/>
         <w:sz w:val="16"/>
       </w:rPr>
-      <w:t>BrokerVerse  |  09 Backup and Recovery</w:t>
+      <w:t>BrokerVerse OOTB  |  09 Backup and Recovery</w:t>
     </w:r>
     <w:r>
       <w:rPr>
@@ -8952,7 +9025,7 @@
         <w:sz w:val="16"/>
       </w:rPr>
       <w:tab/>
-      <w:t>Solution Architecture  ·  Version 1.0</w:t>
+      <w:t>Solution Architecture  ·  Version 1.1</w:t>
     </w:r>
   </w:p>
 </w:hdr>
@@ -8994,7 +9067,7 @@
         <w:color w:val="0065B3"/>
         <w:sz w:val="16"/>
       </w:rPr>
-      <w:t>BrokerVerse  |  09 Backup and Recovery</w:t>
+      <w:t>BrokerVerse OOTB  |  09 Backup and Recovery</w:t>
     </w:r>
     <w:r>
       <w:rPr>
@@ -9003,7 +9076,7 @@
         <w:sz w:val="16"/>
       </w:rPr>
       <w:tab/>
-      <w:t>Solution Architecture  ·  Version 1.0</w:t>
+      <w:t>Solution Architecture  ·  Version 1.1</w:t>
     </w:r>
   </w:p>
 </w:hdr>
@@ -9037,7 +9110,7 @@
         <w:color w:val="0065B3"/>
         <w:sz w:val="16"/>
       </w:rPr>
-      <w:t>BrokerVerse  |  09 Backup and Recovery</w:t>
+      <w:t>BrokerVerse OOTB  |  09 Backup and Recovery</w:t>
     </w:r>
     <w:r>
       <w:rPr>
@@ -9046,7 +9119,7 @@
         <w:sz w:val="16"/>
       </w:rPr>
       <w:tab/>
-      <w:t>Solution Architecture  ·  Version 1.0</w:t>
+      <w:t>Solution Architecture  ·  Version 1.1</w:t>
     </w:r>
   </w:p>
 </w:hdr>

--- a/docs/architecture/09_BrokerVerse_Backup_and_Recovery.docx
+++ b/docs/architecture/09_BrokerVerse_Backup_and_Recovery.docx
@@ -357,7 +357,7 @@
                 <w:rFonts w:eastAsia="Nunito" w:cs="Nunito"/>
                 <w:sz w:val="19"/>
               </w:rPr>
-              <w:t>1.1</w:t>
+              <w:t>1.2</w:t>
             </w:r>
           </w:p>
         </w:tc>
@@ -419,7 +419,7 @@
                 <w:rFonts w:eastAsia="Nunito" w:cs="Nunito"/>
                 <w:sz w:val="19"/>
               </w:rPr>
-              <w:t>29 September 2026</w:t>
+              <w:t>04 October 2026</w:t>
             </w:r>
           </w:p>
         </w:tc>
@@ -795,7 +795,7 @@
                 <w:rFonts w:eastAsia="Nunito" w:cs="Nunito"/>
                 <w:sz w:val="19"/>
               </w:rPr>
-              <w:t>1.1</w:t>
+              <w:t>1.2</w:t>
             </w:r>
           </w:p>
         </w:tc>
@@ -919,7 +919,7 @@
                 <w:rFonts w:eastAsia="Nunito" w:cs="Nunito"/>
                 <w:sz w:val="19"/>
               </w:rPr>
-              <w:t>29 September 2026</w:t>
+              <w:t>04 October 2026</w:t>
             </w:r>
           </w:p>
         </w:tc>
@@ -1405,6 +1405,107 @@
                 <w:sz w:val="18"/>
               </w:rPr>
               <w:t>Updated to the current system: placement journey, co-insurance, posting rules, period end and BIR tax, bank reconciliation, document numbering, commission rate matrix, single PDF engine, uploads and go-live imports, housekeeping, business time zone, broker roles, deployment on the BrokerVerse URL</w:t>
+            </w:r>
+          </w:p>
+        </w:tc>
+      </w:tr>
+      <w:tr>
+        <w:trPr>
+          <w:cantSplit w:val="true"/>
+        </w:trPr>
+        <w:tc>
+          <w:tcPr>
+            <w:tcW w:w="1156" w:type="dxa"/>
+            <w:tcBorders>
+              <w:top w:val="single" w:sz="4" w:space="0" w:color="C9D6E3"/>
+              <w:left w:val="single" w:sz="4" w:space="0" w:color="C9D6E3"/>
+              <w:bottom w:val="single" w:sz="4" w:space="0" w:color="C9D6E3"/>
+              <w:right w:val="single" w:sz="4" w:space="0" w:color="C9D6E3"/>
+            </w:tcBorders>
+          </w:tcPr>
+          <w:p>
+            <w:pPr>
+              <w:pStyle w:val="TableText"/>
+              <w:rPr/>
+            </w:pPr>
+            <w:r>
+              <w:rPr>
+                <w:rFonts w:eastAsia="Nunito" w:cs="Nunito"/>
+                <w:sz w:val="18"/>
+              </w:rPr>
+              <w:t>1.2</w:t>
+            </w:r>
+          </w:p>
+        </w:tc>
+        <w:tc>
+          <w:tcPr>
+            <w:tcW w:w="1734" w:type="dxa"/>
+            <w:tcBorders>
+              <w:top w:val="single" w:sz="4" w:space="0" w:color="C9D6E3"/>
+              <w:left w:val="single" w:sz="4" w:space="0" w:color="C9D6E3"/>
+              <w:bottom w:val="single" w:sz="4" w:space="0" w:color="C9D6E3"/>
+              <w:right w:val="single" w:sz="4" w:space="0" w:color="C9D6E3"/>
+            </w:tcBorders>
+          </w:tcPr>
+          <w:p>
+            <w:pPr>
+              <w:pStyle w:val="TableText"/>
+              <w:rPr/>
+            </w:pPr>
+            <w:r>
+              <w:rPr>
+                <w:rFonts w:eastAsia="Nunito" w:cs="Nunito"/>
+                <w:sz w:val="18"/>
+              </w:rPr>
+              <w:t>04 October 2026</w:t>
+            </w:r>
+          </w:p>
+        </w:tc>
+        <w:tc>
+          <w:tcPr>
+            <w:tcW w:w="1927" w:type="dxa"/>
+            <w:tcBorders>
+              <w:top w:val="single" w:sz="4" w:space="0" w:color="C9D6E3"/>
+              <w:left w:val="single" w:sz="4" w:space="0" w:color="C9D6E3"/>
+              <w:bottom w:val="single" w:sz="4" w:space="0" w:color="C9D6E3"/>
+              <w:right w:val="single" w:sz="4" w:space="0" w:color="C9D6E3"/>
+            </w:tcBorders>
+          </w:tcPr>
+          <w:p>
+            <w:pPr>
+              <w:pStyle w:val="TableText"/>
+              <w:rPr/>
+            </w:pPr>
+            <w:r>
+              <w:rPr>
+                <w:rFonts w:eastAsia="Nunito" w:cs="Nunito"/>
+                <w:sz w:val="18"/>
+              </w:rPr>
+              <w:t>iorta TechNXT</w:t>
+            </w:r>
+          </w:p>
+        </w:tc>
+        <w:tc>
+          <w:tcPr>
+            <w:tcW w:w="4819" w:type="dxa"/>
+            <w:tcBorders>
+              <w:top w:val="single" w:sz="4" w:space="0" w:color="C9D6E3"/>
+              <w:left w:val="single" w:sz="4" w:space="0" w:color="C9D6E3"/>
+              <w:bottom w:val="single" w:sz="4" w:space="0" w:color="C9D6E3"/>
+              <w:right w:val="single" w:sz="4" w:space="0" w:color="C9D6E3"/>
+            </w:tcBorders>
+          </w:tcPr>
+          <w:p>
+            <w:pPr>
+              <w:pStyle w:val="TableText"/>
+              <w:rPr/>
+            </w:pPr>
+            <w:r>
+              <w:rPr>
+                <w:rFonts w:eastAsia="Nunito" w:cs="Nunito"/>
+                <w:sz w:val="18"/>
+              </w:rPr>
+              <w:t>New modules (AML/CFT, BIR, payables and fixed assets, distribution, fleet and marine, My Work, go-live workbench), integration framework, encryption and masking of personal data, branding and e-signatures, release pipeline; database at migration 0322 (reference data), new ER diagrams</w:t>
             </w:r>
           </w:p>
         </w:tc>
@@ -2110,7 +2211,7 @@
             </w:rPr>
             <w:fldChar w:fldCharType="separate"/>
           </w:r>
-          <w:hyperlink w:anchor="__RefHeading___Toc13953_4084622315">
+          <w:hyperlink w:anchor="__RefHeading___Toc25075_1872304043">
             <w:r>
               <w:rPr>
                 <w:webHidden/>
@@ -2118,7 +2219,7 @@
               </w:rPr>
               <w:t>1 Introduction</w:t>
               <w:tab/>
-              <w:t>4</w:t>
+              <w:t>5</w:t>
             </w:r>
           </w:hyperlink>
         </w:p>
@@ -2131,7 +2232,7 @@
             </w:tabs>
             <w:rPr/>
           </w:pPr>
-          <w:hyperlink w:anchor="__RefHeading___Toc13955_4084622315">
+          <w:hyperlink w:anchor="__RefHeading___Toc25077_1872304043">
             <w:r>
               <w:rPr>
                 <w:webHidden/>
@@ -2139,7 +2240,7 @@
               </w:rPr>
               <w:t>1.1 Purpose and scope</w:t>
               <w:tab/>
-              <w:t>4</w:t>
+              <w:t>5</w:t>
             </w:r>
           </w:hyperlink>
         </w:p>
@@ -2152,7 +2253,7 @@
             </w:tabs>
             <w:rPr/>
           </w:pPr>
-          <w:hyperlink w:anchor="__RefHeading___Toc13957_4084622315">
+          <w:hyperlink w:anchor="__RefHeading___Toc25079_1872304043">
             <w:r>
               <w:rPr>
                 <w:webHidden/>
@@ -2160,7 +2261,7 @@
               </w:rPr>
               <w:t>2 What to back up</w:t>
               <w:tab/>
-              <w:t>5</w:t>
+              <w:t>6</w:t>
             </w:r>
           </w:hyperlink>
         </w:p>
@@ -2173,7 +2274,7 @@
             </w:tabs>
             <w:rPr/>
           </w:pPr>
-          <w:hyperlink w:anchor="__RefHeading___Toc13959_4084622315">
+          <w:hyperlink w:anchor="__RefHeading___Toc25081_1872304043">
             <w:r>
               <w:rPr>
                 <w:webHidden/>
@@ -2181,7 +2282,7 @@
               </w:rPr>
               <w:t>3 Backup design</w:t>
               <w:tab/>
-              <w:t>6</w:t>
+              <w:t>8</w:t>
             </w:r>
           </w:hyperlink>
         </w:p>
@@ -2194,7 +2295,7 @@
             </w:tabs>
             <w:rPr/>
           </w:pPr>
-          <w:hyperlink w:anchor="__RefHeading___Toc13961_4084622315">
+          <w:hyperlink w:anchor="__RefHeading___Toc25083_1872304043">
             <w:r>
               <w:rPr>
                 <w:webHidden/>
@@ -2202,7 +2303,7 @@
               </w:rPr>
               <w:t>3.1 AWS production deployment</w:t>
               <w:tab/>
-              <w:t>7</w:t>
+              <w:t>9</w:t>
             </w:r>
           </w:hyperlink>
         </w:p>
@@ -2215,7 +2316,7 @@
             </w:tabs>
             <w:rPr/>
           </w:pPr>
-          <w:hyperlink w:anchor="__RefHeading___Toc13963_4084622315">
+          <w:hyperlink w:anchor="__RefHeading___Toc25085_1872304043">
             <w:r>
               <w:rPr>
                 <w:webHidden/>
@@ -2223,7 +2324,7 @@
               </w:rPr>
               <w:t>3.2 Docker Compose and single-server installations</w:t>
               <w:tab/>
-              <w:t>7</w:t>
+              <w:t>9</w:t>
             </w:r>
           </w:hyperlink>
         </w:p>
@@ -2236,7 +2337,7 @@
             </w:tabs>
             <w:rPr/>
           </w:pPr>
-          <w:hyperlink w:anchor="__RefHeading___Toc13965_4084622315">
+          <w:hyperlink w:anchor="__RefHeading___Toc25087_1872304043">
             <w:r>
               <w:rPr>
                 <w:webHidden/>
@@ -2244,7 +2345,7 @@
               </w:rPr>
               <w:t>3.3 Consistency between database and files</w:t>
               <w:tab/>
-              <w:t>7</w:t>
+              <w:t>9</w:t>
             </w:r>
           </w:hyperlink>
         </w:p>
@@ -2257,7 +2358,7 @@
             </w:tabs>
             <w:rPr/>
           </w:pPr>
-          <w:hyperlink w:anchor="__RefHeading___Toc13967_4084622315">
+          <w:hyperlink w:anchor="__RefHeading___Toc25089_1872304043">
             <w:r>
               <w:rPr>
                 <w:webHidden/>
@@ -2265,7 +2366,7 @@
               </w:rPr>
               <w:t>4 Restore procedures</w:t>
               <w:tab/>
-              <w:t>8</w:t>
+              <w:t>10</w:t>
             </w:r>
           </w:hyperlink>
         </w:p>
@@ -2278,7 +2379,7 @@
             </w:tabs>
             <w:rPr/>
           </w:pPr>
-          <w:hyperlink w:anchor="__RefHeading___Toc13969_4084622315">
+          <w:hyperlink w:anchor="__RefHeading___Toc25091_1872304043">
             <w:r>
               <w:rPr>
                 <w:webHidden/>
@@ -2286,7 +2387,7 @@
               </w:rPr>
               <w:t>4.1 Database: point-in-time restore (AWS)</w:t>
               <w:tab/>
-              <w:t>8</w:t>
+              <w:t>10</w:t>
             </w:r>
           </w:hyperlink>
         </w:p>
@@ -2299,7 +2400,7 @@
             </w:tabs>
             <w:rPr/>
           </w:pPr>
-          <w:hyperlink w:anchor="__RefHeading___Toc13971_4084622315">
+          <w:hyperlink w:anchor="__RefHeading___Toc25093_1872304043">
             <w:r>
               <w:rPr>
                 <w:webHidden/>
@@ -2307,7 +2408,7 @@
               </w:rPr>
               <w:t>4.2 Database: restore from snapshot or logical dump</w:t>
               <w:tab/>
-              <w:t>8</w:t>
+              <w:t>10</w:t>
             </w:r>
           </w:hyperlink>
         </w:p>
@@ -2320,7 +2421,7 @@
             </w:tabs>
             <w:rPr/>
           </w:pPr>
-          <w:hyperlink w:anchor="__RefHeading___Toc13973_4084622315">
+          <w:hyperlink w:anchor="__RefHeading___Toc25095_1872304043">
             <w:r>
               <w:rPr>
                 <w:webHidden/>
@@ -2328,7 +2429,7 @@
               </w:rPr>
               <w:t>4.3 Files (EFS)</w:t>
               <w:tab/>
-              <w:t>8</w:t>
+              <w:t>10</w:t>
             </w:r>
           </w:hyperlink>
         </w:p>
@@ -2341,7 +2442,7 @@
             </w:tabs>
             <w:rPr/>
           </w:pPr>
-          <w:hyperlink w:anchor="__RefHeading___Toc13975_4084622315">
+          <w:hyperlink w:anchor="__RefHeading___Toc25097_1872304043">
             <w:r>
               <w:rPr>
                 <w:webHidden/>
@@ -2349,7 +2450,7 @@
               </w:rPr>
               <w:t>4.4 Front end</w:t>
               <w:tab/>
-              <w:t>9</w:t>
+              <w:t>11</w:t>
             </w:r>
           </w:hyperlink>
         </w:p>
@@ -2362,7 +2463,7 @@
             </w:tabs>
             <w:rPr/>
           </w:pPr>
-          <w:hyperlink w:anchor="__RefHeading___Toc13977_4084622315">
+          <w:hyperlink w:anchor="__RefHeading___Toc25099_1872304043">
             <w:r>
               <w:rPr>
                 <w:webHidden/>
@@ -2370,7 +2471,7 @@
               </w:rPr>
               <w:t>4.5 Secrets</w:t>
               <w:tab/>
-              <w:t>9</w:t>
+              <w:t>11</w:t>
             </w:r>
           </w:hyperlink>
         </w:p>
@@ -2383,7 +2484,7 @@
             </w:tabs>
             <w:rPr/>
           </w:pPr>
-          <w:hyperlink w:anchor="__RefHeading___Toc13979_4084622315">
+          <w:hyperlink w:anchor="__RefHeading___Toc25101_1872304043">
             <w:r>
               <w:rPr>
                 <w:webHidden/>
@@ -2391,7 +2492,7 @@
               </w:rPr>
               <w:t>4.6 Application release rollback</w:t>
               <w:tab/>
-              <w:t>9</w:t>
+              <w:t>11</w:t>
             </w:r>
           </w:hyperlink>
         </w:p>
@@ -2404,7 +2505,7 @@
             </w:tabs>
             <w:rPr/>
           </w:pPr>
-          <w:hyperlink w:anchor="__RefHeading___Toc13981_4084622315">
+          <w:hyperlink w:anchor="__RefHeading___Toc25103_1872304043">
             <w:r>
               <w:rPr>
                 <w:webHidden/>
@@ -2412,7 +2513,7 @@
               </w:rPr>
               <w:t>5 Restore testing schedule</w:t>
               <w:tab/>
-              <w:t>10</w:t>
+              <w:t>12</w:t>
             </w:r>
           </w:hyperlink>
         </w:p>
@@ -2425,7 +2526,7 @@
             </w:tabs>
             <w:rPr/>
           </w:pPr>
-          <w:hyperlink w:anchor="__RefHeading___Toc13983_4084622315">
+          <w:hyperlink w:anchor="__RefHeading___Toc25105_1872304043">
             <w:r>
               <w:rPr>
                 <w:webHidden/>
@@ -2433,7 +2534,7 @@
               </w:rPr>
               <w:t>6 Related documents</w:t>
               <w:tab/>
-              <w:t>11</w:t>
+              <w:t>13</w:t>
             </w:r>
           </w:hyperlink>
         </w:p>
@@ -2446,7 +2547,7 @@
             </w:tabs>
             <w:rPr/>
           </w:pPr>
-          <w:hyperlink w:anchor="__RefHeading___Toc13985_4084622315">
+          <w:hyperlink w:anchor="__RefHeading___Toc25107_1872304043">
             <w:r>
               <w:rPr>
                 <w:webHidden/>
@@ -2454,7 +2555,7 @@
               </w:rPr>
               <w:t>7 Glossary</w:t>
               <w:tab/>
-              <w:t>12</w:t>
+              <w:t>14</w:t>
             </w:r>
           </w:hyperlink>
           <w:r>
@@ -2477,7 +2578,7 @@
       <w:r>
         <w:br w:type="page"/>
       </w:r>
-      <w:bookmarkStart w:id="0" w:name="__RefHeading___Toc13953_4084622315"/>
+      <w:bookmarkStart w:id="0" w:name="__RefHeading___Toc25075_1872304043"/>
       <w:bookmarkEnd w:id="0"/>
       <w:r>
         <w:rPr>
@@ -2491,7 +2592,7 @@
         <w:pStyle w:val="Heading2"/>
         <w:rPr/>
       </w:pPr>
-      <w:bookmarkStart w:id="1" w:name="__RefHeading___Toc13955_4084622315"/>
+      <w:bookmarkStart w:id="1" w:name="__RefHeading___Toc25077_1872304043"/>
       <w:bookmarkEnd w:id="1"/>
       <w:r>
         <w:rPr>
@@ -2615,7 +2716,7 @@
         </w:pBdr>
         <w:rPr/>
       </w:pPr>
-      <w:bookmarkStart w:id="2" w:name="__RefHeading___Toc13957_4084622315"/>
+      <w:bookmarkStart w:id="2" w:name="__RefHeading___Toc25079_1872304043"/>
       <w:bookmarkEnd w:id="2"/>
       <w:r>
         <w:rPr>
@@ -2820,7 +2921,7 @@
                 <w:rFonts w:eastAsia="Nunito" w:cs="Nunito"/>
                 <w:sz w:val="17"/>
               </w:rPr>
-              <w:t>All business, financial, configuration, security and audit data (138 tables). The only copy of transactions.</w:t>
+              <w:t>All business, financial, configuration, security and audit data (250 tables; 260 with packages B and G). The only copy of transactions.</w:t>
             </w:r>
           </w:p>
         </w:tc>
@@ -3062,7 +3163,14 @@
                 <w:color w:val="0B3D7A"/>
                 <w:sz w:val="15"/>
               </w:rPr>
-              <w:t>JWT_SECRET</w:t>
+              <w:t>PII_ENCRYPTION_KEY</w:t>
+            </w:r>
+            <w:r>
+              <w:rPr>
+                <w:rFonts w:eastAsia="Nunito" w:cs="Nunito"/>
+                <w:sz w:val="17"/>
+              </w:rPr>
+              <w:t xml:space="preserve"> (package B)</w:t>
             </w:r>
           </w:p>
         </w:tc>
@@ -3112,7 +3220,7 @@
                 <w:rFonts w:eastAsia="Nunito" w:cs="Nunito"/>
                 <w:sz w:val="17"/>
               </w:rPr>
-              <w:t>Signs sessions, signed file links and approval / download tokens. Losing it signs everyone out and invalidates links already sent (for example quotation approval e-mails); no data is lost.</w:t>
+              <w:t>Decrypts the TIN, government ID and bank account numbers stored encrypted in the database (and in every backup). A backup cannot be read without the key it was written with: keep every key version, including the previous key after a rotation, as long as backups taken with it are kept.</w:t>
             </w:r>
           </w:p>
         </w:tc>
@@ -3138,10 +3246,11 @@
             </w:pPr>
             <w:r>
               <w:rPr>
-                <w:rFonts w:eastAsia="Nunito" w:cs="Nunito"/>
-                <w:sz w:val="17"/>
-              </w:rPr>
-              <w:t>Other configuration</w:t>
+                <w:rFonts w:eastAsia="Liberation Mono" w:cs="Liberation Mono" w:ascii="Liberation Mono" w:hAnsi="Liberation Mono"/>
+                <w:color w:val="0B3D7A"/>
+                <w:sz w:val="15"/>
+              </w:rPr>
+              <w:t>JWT_SECRET</w:t>
             </w:r>
           </w:p>
         </w:tc>
@@ -3162,78 +3271,10 @@
             </w:pPr>
             <w:r>
               <w:rPr>
-                <w:rFonts w:eastAsia="Liberation Mono" w:cs="Liberation Mono" w:ascii="Liberation Mono" w:hAnsi="Liberation Mono"/>
-                <w:color w:val="0B3D7A"/>
-                <w:sz w:val="15"/>
-              </w:rPr>
-              <w:t>DATABASE_URL</w:t>
-            </w:r>
-            <w:r>
-              <w:rPr>
                 <w:rFonts w:eastAsia="Nunito" w:cs="Nunito"/>
                 <w:sz w:val="17"/>
               </w:rPr>
-              <w:t xml:space="preserve">, </w:t>
-            </w:r>
-            <w:r>
-              <w:rPr>
-                <w:rFonts w:eastAsia="Liberation Mono" w:cs="Liberation Mono" w:ascii="Liberation Mono" w:hAnsi="Liberation Mono"/>
-                <w:color w:val="0B3D7A"/>
-                <w:sz w:val="15"/>
-              </w:rPr>
-              <w:t>SMTP_URL</w:t>
-            </w:r>
-            <w:r>
-              <w:rPr>
-                <w:rFonts w:eastAsia="Nunito" w:cs="Nunito"/>
-                <w:sz w:val="17"/>
-              </w:rPr>
-              <w:t xml:space="preserve">, </w:t>
-            </w:r>
-            <w:r>
-              <w:rPr>
-                <w:rFonts w:eastAsia="Liberation Mono" w:cs="Liberation Mono" w:ascii="Liberation Mono" w:hAnsi="Liberation Mono"/>
-                <w:color w:val="0B3D7A"/>
-                <w:sz w:val="15"/>
-              </w:rPr>
-              <w:t>CORS_ORIGINS</w:t>
-            </w:r>
-            <w:r>
-              <w:rPr>
-                <w:rFonts w:eastAsia="Nunito" w:cs="Nunito"/>
-                <w:sz w:val="17"/>
-              </w:rPr>
-              <w:t xml:space="preserve">, </w:t>
-            </w:r>
-            <w:r>
-              <w:rPr>
-                <w:rFonts w:eastAsia="Liberation Mono" w:cs="Liberation Mono" w:ascii="Liberation Mono" w:hAnsi="Liberation Mono"/>
-                <w:color w:val="0B3D7A"/>
-                <w:sz w:val="15"/>
-              </w:rPr>
-              <w:t>PUBLIC_BASE_URL</w:t>
-            </w:r>
-            <w:r>
-              <w:rPr>
-                <w:rFonts w:eastAsia="Nunito" w:cs="Nunito"/>
-                <w:sz w:val="17"/>
-              </w:rPr>
-              <w:t xml:space="preserve">, </w:t>
-            </w:r>
-            <w:r>
-              <w:rPr>
-                <w:rFonts w:eastAsia="Liberation Mono" w:cs="Liberation Mono" w:ascii="Liberation Mono" w:hAnsi="Liberation Mono"/>
-                <w:color w:val="0B3D7A"/>
-                <w:sz w:val="15"/>
-              </w:rPr>
-              <w:t>ADMIN_PASSWORD</w:t>
-            </w:r>
-            <w:r>
-              <w:rPr>
-                <w:rFonts w:eastAsia="Nunito" w:cs="Nunito"/>
-                <w:sz w:val="17"/>
-              </w:rPr>
-              <w:t>, task definitions</w:t>
+              <w:t>Secrets Manager / environment</w:t>
             </w:r>
           </w:p>
         </w:tc>
@@ -3257,7 +3298,7 @@
                 <w:rFonts w:eastAsia="Nunito" w:cs="Nunito"/>
                 <w:sz w:val="17"/>
               </w:rPr>
-              <w:t>Needed to recreate the environment.</w:t>
+              <w:t>Signs sessions, signed file links and approval / download tokens. Losing it signs everyone out and invalidates links already sent (for example quotation approval e-mails); no data is lost.</w:t>
             </w:r>
           </w:p>
         </w:tc>
@@ -3287,7 +3328,7 @@
                 <w:rFonts w:eastAsia="Nunito" w:cs="Nunito"/>
                 <w:sz w:val="17"/>
               </w:rPr>
-              <w:t>Front-end build</w:t>
+              <w:t>Other configuration</w:t>
             </w:r>
           </w:p>
         </w:tc>
@@ -3309,10 +3350,78 @@
             </w:pPr>
             <w:r>
               <w:rPr>
+                <w:rFonts w:eastAsia="Liberation Mono" w:cs="Liberation Mono" w:ascii="Liberation Mono" w:hAnsi="Liberation Mono"/>
+                <w:color w:val="0B3D7A"/>
+                <w:sz w:val="15"/>
+              </w:rPr>
+              <w:t>DATABASE_URL</w:t>
+            </w:r>
+            <w:r>
+              <w:rPr>
                 <w:rFonts w:eastAsia="Nunito" w:cs="Nunito"/>
                 <w:sz w:val="17"/>
               </w:rPr>
-              <w:t>S3 bucket behind CloudFront</w:t>
+              <w:t xml:space="preserve">, </w:t>
+            </w:r>
+            <w:r>
+              <w:rPr>
+                <w:rFonts w:eastAsia="Liberation Mono" w:cs="Liberation Mono" w:ascii="Liberation Mono" w:hAnsi="Liberation Mono"/>
+                <w:color w:val="0B3D7A"/>
+                <w:sz w:val="15"/>
+              </w:rPr>
+              <w:t>SMTP_URL</w:t>
+            </w:r>
+            <w:r>
+              <w:rPr>
+                <w:rFonts w:eastAsia="Nunito" w:cs="Nunito"/>
+                <w:sz w:val="17"/>
+              </w:rPr>
+              <w:t xml:space="preserve">, </w:t>
+            </w:r>
+            <w:r>
+              <w:rPr>
+                <w:rFonts w:eastAsia="Liberation Mono" w:cs="Liberation Mono" w:ascii="Liberation Mono" w:hAnsi="Liberation Mono"/>
+                <w:color w:val="0B3D7A"/>
+                <w:sz w:val="15"/>
+              </w:rPr>
+              <w:t>CORS_ORIGINS</w:t>
+            </w:r>
+            <w:r>
+              <w:rPr>
+                <w:rFonts w:eastAsia="Nunito" w:cs="Nunito"/>
+                <w:sz w:val="17"/>
+              </w:rPr>
+              <w:t xml:space="preserve">, </w:t>
+            </w:r>
+            <w:r>
+              <w:rPr>
+                <w:rFonts w:eastAsia="Liberation Mono" w:cs="Liberation Mono" w:ascii="Liberation Mono" w:hAnsi="Liberation Mono"/>
+                <w:color w:val="0B3D7A"/>
+                <w:sz w:val="15"/>
+              </w:rPr>
+              <w:t>PUBLIC_BASE_URL</w:t>
+            </w:r>
+            <w:r>
+              <w:rPr>
+                <w:rFonts w:eastAsia="Nunito" w:cs="Nunito"/>
+                <w:sz w:val="17"/>
+              </w:rPr>
+              <w:t xml:space="preserve">, </w:t>
+            </w:r>
+            <w:r>
+              <w:rPr>
+                <w:rFonts w:eastAsia="Liberation Mono" w:cs="Liberation Mono" w:ascii="Liberation Mono" w:hAnsi="Liberation Mono"/>
+                <w:color w:val="0B3D7A"/>
+                <w:sz w:val="15"/>
+              </w:rPr>
+              <w:t>ADMIN_PASSWORD</w:t>
+            </w:r>
+            <w:r>
+              <w:rPr>
+                <w:rFonts w:eastAsia="Nunito" w:cs="Nunito"/>
+                <w:sz w:val="17"/>
+              </w:rPr>
+              <w:t>, task definitions</w:t>
             </w:r>
           </w:p>
         </w:tc>
@@ -3337,7 +3446,7 @@
                 <w:rFonts w:eastAsia="Nunito" w:cs="Nunito"/>
                 <w:sz w:val="17"/>
               </w:rPr>
-              <w:t>Rebuilt from Git by the pipeline; S3 versioning allows an immediate rollback.</w:t>
+              <w:t>Needed to recreate the environment.</w:t>
             </w:r>
           </w:p>
         </w:tc>
@@ -3366,7 +3475,7 @@
                 <w:rFonts w:eastAsia="Nunito" w:cs="Nunito"/>
                 <w:sz w:val="17"/>
               </w:rPr>
-              <w:t>Code and schema</w:t>
+              <w:t>Front-end build</w:t>
             </w:r>
           </w:p>
         </w:tc>
@@ -3390,67 +3499,7 @@
                 <w:rFonts w:eastAsia="Nunito" w:cs="Nunito"/>
                 <w:sz w:val="17"/>
               </w:rPr>
-              <w:t xml:space="preserve">Git repositories (front end, backend incl. </w:t>
-            </w:r>
-            <w:r>
-              <w:rPr>
-                <w:rFonts w:eastAsia="Liberation Mono" w:cs="Liberation Mono" w:ascii="Liberation Mono" w:hAnsi="Liberation Mono"/>
-                <w:color w:val="0B3D7A"/>
-                <w:sz w:val="15"/>
-              </w:rPr>
-              <w:t>db/migrations</w:t>
-            </w:r>
-            <w:r>
-              <w:rPr>
-                <w:rFonts w:eastAsia="Nunito" w:cs="Nunito"/>
-                <w:sz w:val="17"/>
-              </w:rPr>
-              <w:t xml:space="preserve">, </w:t>
-            </w:r>
-            <w:r>
-              <w:rPr>
-                <w:rFonts w:eastAsia="Liberation Mono" w:cs="Liberation Mono" w:ascii="Liberation Mono" w:hAnsi="Liberation Mono"/>
-                <w:color w:val="0B3D7A"/>
-                <w:sz w:val="15"/>
-              </w:rPr>
-              <w:t>db/seeds</w:t>
-            </w:r>
-            <w:r>
-              <w:rPr>
-                <w:rFonts w:eastAsia="Nunito" w:cs="Nunito"/>
-                <w:sz w:val="17"/>
-              </w:rPr>
-              <w:t xml:space="preserve">, </w:t>
-            </w:r>
-            <w:r>
-              <w:rPr>
-                <w:rFonts w:eastAsia="Liberation Mono" w:cs="Liberation Mono" w:ascii="Liberation Mono" w:hAnsi="Liberation Mono"/>
-                <w:color w:val="0B3D7A"/>
-                <w:sz w:val="15"/>
-              </w:rPr>
-              <w:t>seeds/settings.json</w:t>
-            </w:r>
-            <w:r>
-              <w:rPr>
-                <w:rFonts w:eastAsia="Nunito" w:cs="Nunito"/>
-                <w:sz w:val="17"/>
-              </w:rPr>
-              <w:t xml:space="preserve">, </w:t>
-            </w:r>
-            <w:r>
-              <w:rPr>
-                <w:rFonts w:eastAsia="Liberation Mono" w:cs="Liberation Mono" w:ascii="Liberation Mono" w:hAnsi="Liberation Mono"/>
-                <w:color w:val="0B3D7A"/>
-                <w:sz w:val="15"/>
-              </w:rPr>
-              <w:t>seeds/jobs.json</w:t>
-            </w:r>
-            <w:r>
-              <w:rPr>
-                <w:rFonts w:eastAsia="Nunito" w:cs="Nunito"/>
-                <w:sz w:val="17"/>
-              </w:rPr>
-              <w:t>)</w:t>
+              <w:t>S3 bucket behind CloudFront</w:t>
             </w:r>
           </w:p>
         </w:tc>
@@ -3474,7 +3523,7 @@
                 <w:rFonts w:eastAsia="Nunito" w:cs="Nunito"/>
                 <w:sz w:val="17"/>
               </w:rPr>
-              <w:t>The schema and reference data are recreated from the code; backups of Git hosting are the responsibility of the repository owner.</w:t>
+              <w:t>Rebuilt from Git by the pipeline; S3 versioning allows an immediate rollback.</w:t>
             </w:r>
           </w:p>
         </w:tc>
@@ -3504,7 +3553,7 @@
                 <w:rFonts w:eastAsia="Nunito" w:cs="Nunito"/>
                 <w:sz w:val="17"/>
               </w:rPr>
-              <w:t>Container images</w:t>
+              <w:t>Code and schema</w:t>
             </w:r>
           </w:p>
         </w:tc>
@@ -3529,7 +3578,67 @@
                 <w:rFonts w:eastAsia="Nunito" w:cs="Nunito"/>
                 <w:sz w:val="17"/>
               </w:rPr>
-              <w:t>Amazon ECR</w:t>
+              <w:t xml:space="preserve">Git repositories (front end, backend incl. </w:t>
+            </w:r>
+            <w:r>
+              <w:rPr>
+                <w:rFonts w:eastAsia="Liberation Mono" w:cs="Liberation Mono" w:ascii="Liberation Mono" w:hAnsi="Liberation Mono"/>
+                <w:color w:val="0B3D7A"/>
+                <w:sz w:val="15"/>
+              </w:rPr>
+              <w:t>db/migrations</w:t>
+            </w:r>
+            <w:r>
+              <w:rPr>
+                <w:rFonts w:eastAsia="Nunito" w:cs="Nunito"/>
+                <w:sz w:val="17"/>
+              </w:rPr>
+              <w:t xml:space="preserve">, </w:t>
+            </w:r>
+            <w:r>
+              <w:rPr>
+                <w:rFonts w:eastAsia="Liberation Mono" w:cs="Liberation Mono" w:ascii="Liberation Mono" w:hAnsi="Liberation Mono"/>
+                <w:color w:val="0B3D7A"/>
+                <w:sz w:val="15"/>
+              </w:rPr>
+              <w:t>db/seeds</w:t>
+            </w:r>
+            <w:r>
+              <w:rPr>
+                <w:rFonts w:eastAsia="Nunito" w:cs="Nunito"/>
+                <w:sz w:val="17"/>
+              </w:rPr>
+              <w:t xml:space="preserve">, </w:t>
+            </w:r>
+            <w:r>
+              <w:rPr>
+                <w:rFonts w:eastAsia="Liberation Mono" w:cs="Liberation Mono" w:ascii="Liberation Mono" w:hAnsi="Liberation Mono"/>
+                <w:color w:val="0B3D7A"/>
+                <w:sz w:val="15"/>
+              </w:rPr>
+              <w:t>seeds/settings.json</w:t>
+            </w:r>
+            <w:r>
+              <w:rPr>
+                <w:rFonts w:eastAsia="Nunito" w:cs="Nunito"/>
+                <w:sz w:val="17"/>
+              </w:rPr>
+              <w:t xml:space="preserve">, </w:t>
+            </w:r>
+            <w:r>
+              <w:rPr>
+                <w:rFonts w:eastAsia="Liberation Mono" w:cs="Liberation Mono" w:ascii="Liberation Mono" w:hAnsi="Liberation Mono"/>
+                <w:color w:val="0B3D7A"/>
+                <w:sz w:val="15"/>
+              </w:rPr>
+              <w:t>seeds/jobs.json</w:t>
+            </w:r>
+            <w:r>
+              <w:rPr>
+                <w:rFonts w:eastAsia="Nunito" w:cs="Nunito"/>
+                <w:sz w:val="17"/>
+              </w:rPr>
+              <w:t>)</w:t>
             </w:r>
           </w:p>
         </w:tc>
@@ -3543,6 +3652,83 @@
               <w:right w:val="single" w:sz="4" w:space="0" w:color="C9D6E3"/>
             </w:tcBorders>
             <w:shd w:color="auto" w:fill="F3F9FE" w:val="clear"/>
+          </w:tcPr>
+          <w:p>
+            <w:pPr>
+              <w:pStyle w:val="TableText"/>
+              <w:rPr/>
+            </w:pPr>
+            <w:r>
+              <w:rPr>
+                <w:rFonts w:eastAsia="Nunito" w:cs="Nunito"/>
+                <w:sz w:val="17"/>
+              </w:rPr>
+              <w:t>The schema and reference data are recreated from the code; backups of Git hosting are the responsibility of the repository owner.</w:t>
+            </w:r>
+          </w:p>
+        </w:tc>
+      </w:tr>
+      <w:tr>
+        <w:trPr>
+          <w:cantSplit w:val="true"/>
+        </w:trPr>
+        <w:tc>
+          <w:tcPr>
+            <w:tcW w:w="2120" w:type="dxa"/>
+            <w:tcBorders>
+              <w:top w:val="single" w:sz="4" w:space="0" w:color="C9D6E3"/>
+              <w:left w:val="single" w:sz="4" w:space="0" w:color="C9D6E3"/>
+              <w:bottom w:val="single" w:sz="4" w:space="0" w:color="C9D6E3"/>
+              <w:right w:val="single" w:sz="4" w:space="0" w:color="C9D6E3"/>
+            </w:tcBorders>
+          </w:tcPr>
+          <w:p>
+            <w:pPr>
+              <w:pStyle w:val="TableText"/>
+              <w:rPr/>
+            </w:pPr>
+            <w:r>
+              <w:rPr>
+                <w:rFonts w:eastAsia="Nunito" w:cs="Nunito"/>
+                <w:sz w:val="17"/>
+              </w:rPr>
+              <w:t>Container images</w:t>
+            </w:r>
+          </w:p>
+        </w:tc>
+        <w:tc>
+          <w:tcPr>
+            <w:tcW w:w="2891" w:type="dxa"/>
+            <w:tcBorders>
+              <w:top w:val="single" w:sz="4" w:space="0" w:color="C9D6E3"/>
+              <w:left w:val="single" w:sz="4" w:space="0" w:color="C9D6E3"/>
+              <w:bottom w:val="single" w:sz="4" w:space="0" w:color="C9D6E3"/>
+              <w:right w:val="single" w:sz="4" w:space="0" w:color="C9D6E3"/>
+            </w:tcBorders>
+          </w:tcPr>
+          <w:p>
+            <w:pPr>
+              <w:pStyle w:val="TableText"/>
+              <w:rPr/>
+            </w:pPr>
+            <w:r>
+              <w:rPr>
+                <w:rFonts w:eastAsia="Nunito" w:cs="Nunito"/>
+                <w:sz w:val="17"/>
+              </w:rPr>
+              <w:t>Amazon ECR</w:t>
+            </w:r>
+          </w:p>
+        </w:tc>
+        <w:tc>
+          <w:tcPr>
+            <w:tcW w:w="4626" w:type="dxa"/>
+            <w:tcBorders>
+              <w:top w:val="single" w:sz="4" w:space="0" w:color="C9D6E3"/>
+              <w:left w:val="single" w:sz="4" w:space="0" w:color="C9D6E3"/>
+              <w:bottom w:val="single" w:sz="4" w:space="0" w:color="C9D6E3"/>
+              <w:right w:val="single" w:sz="4" w:space="0" w:color="C9D6E3"/>
+            </w:tcBorders>
           </w:tcPr>
           <w:p>
             <w:pPr>
@@ -3579,7 +3765,63 @@
         <w:rPr>
           <w:rFonts w:eastAsia="Nunito" w:cs="Nunito"/>
         </w:rPr>
-        <w:t>Application settings, masters, product templates, users and roles are data in the database (edited in the application), so they are covered by the database backup. There is no application function to export the configuration.</w:t>
+        <w:t>Application settings, masters, product templates, users and roles are data in the database (edited in the application), so they are covered by the database backup. The Go-Live Data Workbench exports the configuration as a workbook (Master &gt; Go-Live and Data &gt; Go-Live Data Load, configuration kit with current data) and compares two environments (</w:t>
+      </w:r>
+      <w:r>
+        <w:rPr>
+          <w:rFonts w:eastAsia="Liberation Mono" w:cs="Liberation Mono" w:ascii="Liberation Mono" w:hAnsi="Liberation Mono"/>
+          <w:color w:val="0B3D7A"/>
+          <w:sz w:val="18"/>
+        </w:rPr>
+        <w:t>backend/scripts/compare-environments.js</w:t>
+      </w:r>
+      <w:r>
+        <w:rPr>
+          <w:rFonts w:eastAsia="Nunito" w:cs="Nunito"/>
+        </w:rPr>
+        <w:t xml:space="preserve">). The release pipeline takes a verified </w:t>
+      </w:r>
+      <w:r>
+        <w:rPr>
+          <w:rFonts w:eastAsia="Liberation Mono" w:cs="Liberation Mono" w:ascii="Liberation Mono" w:hAnsi="Liberation Mono"/>
+          <w:color w:val="0B3D7A"/>
+          <w:sz w:val="18"/>
+        </w:rPr>
+        <w:t>pg_dump</w:t>
+      </w:r>
+      <w:r>
+        <w:rPr>
+          <w:rFonts w:eastAsia="Nunito" w:cs="Nunito"/>
+        </w:rPr>
+        <w:t xml:space="preserve"> before every deployment to Pre-Prod and Production (</w:t>
+      </w:r>
+      <w:r>
+        <w:rPr>
+          <w:rFonts w:eastAsia="Liberation Mono" w:cs="Liberation Mono" w:ascii="Liberation Mono" w:hAnsi="Liberation Mono"/>
+          <w:color w:val="0B3D7A"/>
+          <w:sz w:val="18"/>
+        </w:rPr>
+        <w:t>deploy/ec2/release.sh backup</w:t>
+      </w:r>
+      <w:r>
+        <w:rPr>
+          <w:rFonts w:eastAsia="Nunito" w:cs="Nunito"/>
+        </w:rPr>
+        <w:t xml:space="preserve">, newest ten kept on the server, copy to </w:t>
+      </w:r>
+      <w:r>
+        <w:rPr>
+          <w:rFonts w:eastAsia="Liberation Mono" w:cs="Liberation Mono" w:ascii="Liberation Mono" w:hAnsi="Liberation Mono"/>
+          <w:color w:val="0B3D7A"/>
+          <w:sz w:val="18"/>
+        </w:rPr>
+        <w:t>BACKUP_S3_URI</w:t>
+      </w:r>
+      <w:r>
+        <w:rPr>
+          <w:rFonts w:eastAsia="Nunito" w:cs="Nunito"/>
+        </w:rPr>
+        <w:t>); these are restore points for a release, not the backup plan.</w:t>
       </w:r>
     </w:p>
     <w:tbl>
@@ -3686,7 +3928,7 @@
         </w:pBdr>
         <w:rPr/>
       </w:pPr>
-      <w:bookmarkStart w:id="3" w:name="__RefHeading___Toc13959_4084622315"/>
+      <w:bookmarkStart w:id="3" w:name="__RefHeading___Toc25081_1872304043"/>
       <w:bookmarkEnd w:id="3"/>
       <w:r>
         <w:rPr>
@@ -3786,7 +4028,7 @@
         <w:pStyle w:val="Heading2"/>
         <w:rPr/>
       </w:pPr>
-      <w:bookmarkStart w:id="4" w:name="__RefHeading___Toc13961_4084622315"/>
+      <w:bookmarkStart w:id="4" w:name="__RefHeading___Toc25083_1872304043"/>
       <w:bookmarkEnd w:id="4"/>
       <w:r>
         <w:rPr>
@@ -4623,7 +4865,7 @@
         <w:pStyle w:val="Heading2"/>
         <w:rPr/>
       </w:pPr>
-      <w:bookmarkStart w:id="5" w:name="__RefHeading___Toc13963_4084622315"/>
+      <w:bookmarkStart w:id="5" w:name="__RefHeading___Toc25085_1872304043"/>
       <w:bookmarkEnd w:id="5"/>
       <w:r>
         <w:rPr>
@@ -4979,7 +5221,7 @@
         <w:pStyle w:val="Heading2"/>
         <w:rPr/>
       </w:pPr>
-      <w:bookmarkStart w:id="6" w:name="__RefHeading___Toc13965_4084622315"/>
+      <w:bookmarkStart w:id="6" w:name="__RefHeading___Toc25087_1872304043"/>
       <w:bookmarkEnd w:id="6"/>
       <w:r>
         <w:rPr>
@@ -5011,7 +5253,7 @@
         </w:pBdr>
         <w:rPr/>
       </w:pPr>
-      <w:bookmarkStart w:id="7" w:name="__RefHeading___Toc13967_4084622315"/>
+      <w:bookmarkStart w:id="7" w:name="__RefHeading___Toc25089_1872304043"/>
       <w:bookmarkEnd w:id="7"/>
       <w:r>
         <w:rPr>
@@ -5025,7 +5267,7 @@
         <w:pStyle w:val="Heading2"/>
         <w:rPr/>
       </w:pPr>
-      <w:bookmarkStart w:id="8" w:name="__RefHeading___Toc13969_4084622315"/>
+      <w:bookmarkStart w:id="8" w:name="__RefHeading___Toc25091_1872304043"/>
       <w:bookmarkEnd w:id="8"/>
       <w:r>
         <w:rPr>
@@ -5354,7 +5596,7 @@
         <w:pStyle w:val="Heading2"/>
         <w:rPr/>
       </w:pPr>
-      <w:bookmarkStart w:id="9" w:name="__RefHeading___Toc13971_4084622315"/>
+      <w:bookmarkStart w:id="9" w:name="__RefHeading___Toc25093_1872304043"/>
       <w:bookmarkEnd w:id="9"/>
       <w:r>
         <w:rPr>
@@ -5459,7 +5701,7 @@
         <w:pStyle w:val="Heading2"/>
         <w:rPr/>
       </w:pPr>
-      <w:bookmarkStart w:id="10" w:name="__RefHeading___Toc13973_4084622315"/>
+      <w:bookmarkStart w:id="10" w:name="__RefHeading___Toc25095_1872304043"/>
       <w:bookmarkEnd w:id="10"/>
       <w:r>
         <w:rPr>
@@ -5606,7 +5848,7 @@
         <w:pStyle w:val="Heading2"/>
         <w:rPr/>
       </w:pPr>
-      <w:bookmarkStart w:id="11" w:name="__RefHeading___Toc13975_4084622315"/>
+      <w:bookmarkStart w:id="11" w:name="__RefHeading___Toc25097_1872304043"/>
       <w:bookmarkEnd w:id="11"/>
       <w:r>
         <w:rPr>
@@ -5690,7 +5932,7 @@
         <w:pStyle w:val="Heading2"/>
         <w:rPr/>
       </w:pPr>
-      <w:bookmarkStart w:id="12" w:name="__RefHeading___Toc13977_4084622315"/>
+      <w:bookmarkStart w:id="12" w:name="__RefHeading___Toc25099_1872304043"/>
       <w:bookmarkEnd w:id="12"/>
       <w:r>
         <w:rPr>
@@ -5767,6 +6009,69 @@
           <w:color w:val="0B3D7A"/>
           <w:sz w:val="18"/>
         </w:rPr>
+        <w:t>PII_ENCRYPTION_KEY</w:t>
+      </w:r>
+      <w:r>
+        <w:rPr>
+          <w:rFonts w:eastAsia="Nunito" w:cs="Nunito"/>
+        </w:rPr>
+        <w:t xml:space="preserve"> is lost, the encrypted identifiers cannot be recovered: restore the key from the escrow copy; never generate a new key for an existing database except through the rotation procedure (</w:t>
+      </w:r>
+      <w:r>
+        <w:rPr>
+          <w:rFonts w:eastAsia="Liberation Mono" w:cs="Liberation Mono" w:ascii="Liberation Mono" w:hAnsi="Liberation Mono"/>
+          <w:color w:val="0B3D7A"/>
+          <w:sz w:val="18"/>
+        </w:rPr>
+        <w:t>npm run pii:rotate</w:t>
+      </w:r>
+      <w:r>
+        <w:rPr>
+          <w:rFonts w:eastAsia="Nunito" w:cs="Nunito"/>
+        </w:rPr>
+        <w:t xml:space="preserve">, </w:t>
+      </w:r>
+      <w:r>
+        <w:rPr>
+          <w:rFonts w:eastAsia="Liberation Mono" w:cs="Liberation Mono" w:ascii="Liberation Mono" w:hAnsi="Liberation Mono"/>
+          <w:color w:val="0B3D7A"/>
+          <w:sz w:val="18"/>
+        </w:rPr>
+        <w:t>deploy/REFERENCE.md</w:t>
+      </w:r>
+      <w:r>
+        <w:rPr>
+          <w:rFonts w:eastAsia="Nunito" w:cs="Nunito"/>
+        </w:rPr>
+        <w:t>).</w:t>
+      </w:r>
+    </w:p>
+    <w:p>
+      <w:pPr>
+        <w:pStyle w:val="Step"/>
+        <w:rPr/>
+      </w:pPr>
+      <w:r>
+        <w:rPr>
+          <w:rFonts w:eastAsia="Nunito" w:cs="Nunito"/>
+          <w:b/>
+          <w:color w:val="00ACF1"/>
+        </w:rPr>
+        <w:t>4.</w:t>
+        <w:tab/>
+      </w:r>
+      <w:r>
+        <w:rPr>
+          <w:rFonts w:eastAsia="Nunito" w:cs="Nunito"/>
+        </w:rPr>
+        <w:t xml:space="preserve">If </w:t>
+      </w:r>
+      <w:r>
+        <w:rPr>
+          <w:rFonts w:eastAsia="Liberation Mono" w:cs="Liberation Mono" w:ascii="Liberation Mono" w:hAnsi="Liberation Mono"/>
+          <w:color w:val="0B3D7A"/>
+          <w:sz w:val="18"/>
+        </w:rPr>
         <w:t>DATA_ENCRYPTION_KEY</w:t>
       </w:r>
       <w:r>
@@ -5795,7 +6100,7 @@
         <w:pStyle w:val="Heading2"/>
         <w:rPr/>
       </w:pPr>
-      <w:bookmarkStart w:id="13" w:name="__RefHeading___Toc13979_4084622315"/>
+      <w:bookmarkStart w:id="13" w:name="__RefHeading___Toc25101_1872304043"/>
       <w:bookmarkEnd w:id="13"/>
       <w:r>
         <w:rPr>
@@ -5857,7 +6162,7 @@
         </w:pBdr>
         <w:rPr/>
       </w:pPr>
-      <w:bookmarkStart w:id="14" w:name="__RefHeading___Toc13981_4084622315"/>
+      <w:bookmarkStart w:id="14" w:name="__RefHeading___Toc25103_1872304043"/>
       <w:bookmarkEnd w:id="14"/>
       <w:r>
         <w:rPr>
@@ -6408,7 +6713,7 @@
         </w:pBdr>
         <w:rPr/>
       </w:pPr>
-      <w:bookmarkStart w:id="15" w:name="__RefHeading___Toc13983_4084622315"/>
+      <w:bookmarkStart w:id="15" w:name="__RefHeading___Toc25105_1872304043"/>
       <w:bookmarkEnd w:id="15"/>
       <w:r>
         <w:rPr>
@@ -7447,7 +7752,7 @@
         </w:pBdr>
         <w:rPr/>
       </w:pPr>
-      <w:bookmarkStart w:id="16" w:name="__RefHeading___Toc13985_4084622315"/>
+      <w:bookmarkStart w:id="16" w:name="__RefHeading___Toc25107_1872304043"/>
       <w:bookmarkEnd w:id="16"/>
       <w:r>
         <w:rPr>
@@ -8744,7 +9049,7 @@
         <w:color w:val="5B6776"/>
         <w:sz w:val="16"/>
       </w:rPr>
-      <w:t>29 September 2026  ·  Prepared by iorta TechNXT  ·  Confidential</w:t>
+      <w:t>04 October 2026  ·  Prepared by iorta TechNXT  ·  Confidential</w:t>
       <w:tab/>
       <w:t xml:space="preserve">Page </w:t>
     </w:r>
@@ -8762,7 +9067,7 @@
     </w:r>
     <w:r>
       <w:rPr/>
-      <w:t>5</w:t>
+      <w:t>7</w:t>
     </w:r>
     <w:r>
       <w:rPr/>
@@ -8790,7 +9095,7 @@
     </w:r>
     <w:r>
       <w:rPr/>
-      <w:t>12</w:t>
+      <w:t>14</w:t>
     </w:r>
     <w:r>
       <w:rPr/>
@@ -8835,7 +9140,7 @@
         <w:color w:val="5B6776"/>
         <w:sz w:val="16"/>
       </w:rPr>
-      <w:t>29 September 2026  ·  Prepared by iorta TechNXT  ·  Confidential</w:t>
+      <w:t>04 October 2026  ·  Prepared by iorta TechNXT  ·  Confidential</w:t>
       <w:tab/>
       <w:t xml:space="preserve">Page </w:t>
     </w:r>
@@ -8853,7 +9158,7 @@
     </w:r>
     <w:r>
       <w:rPr/>
-      <w:t>6</w:t>
+      <w:t>8</w:t>
     </w:r>
     <w:r>
       <w:rPr/>
@@ -8881,7 +9186,7 @@
     </w:r>
     <w:r>
       <w:rPr/>
-      <w:t>12</w:t>
+      <w:t>14</w:t>
     </w:r>
     <w:r>
       <w:rPr/>
@@ -8918,7 +9223,7 @@
         <w:color w:val="5B6776"/>
         <w:sz w:val="16"/>
       </w:rPr>
-      <w:t>29 September 2026  ·  Prepared by iorta TechNXT  ·  Confidential</w:t>
+      <w:t>04 October 2026  ·  Prepared by iorta TechNXT  ·  Confidential</w:t>
       <w:tab/>
       <w:t xml:space="preserve">Page </w:t>
     </w:r>
@@ -8936,7 +9241,7 @@
     </w:r>
     <w:r>
       <w:rPr/>
-      <w:t>12</w:t>
+      <w:t>14</w:t>
     </w:r>
     <w:r>
       <w:rPr/>
@@ -8964,7 +9269,7 @@
     </w:r>
     <w:r>
       <w:rPr/>
-      <w:t>12</w:t>
+      <w:t>14</w:t>
     </w:r>
     <w:r>
       <w:rPr/>
@@ -9025,7 +9330,7 @@
         <w:sz w:val="16"/>
       </w:rPr>
       <w:tab/>
-      <w:t>Solution Architecture  ·  Version 1.1</w:t>
+      <w:t>Solution Architecture  ·  Version 1.2</w:t>
     </w:r>
   </w:p>
 </w:hdr>
@@ -9076,7 +9381,7 @@
         <w:sz w:val="16"/>
       </w:rPr>
       <w:tab/>
-      <w:t>Solution Architecture  ·  Version 1.1</w:t>
+      <w:t>Solution Architecture  ·  Version 1.2</w:t>
     </w:r>
   </w:p>
 </w:hdr>
@@ -9119,7 +9424,7 @@
         <w:sz w:val="16"/>
       </w:rPr>
       <w:tab/>
-      <w:t>Solution Architecture  ·  Version 1.1</w:t>
+      <w:t>Solution Architecture  ·  Version 1.2</w:t>
     </w:r>
   </w:p>
 </w:hdr>
